--- a/test/lawmaker/ssi/test3.docx
+++ b/test/lawmaker/ssi/test3.docx
@@ -5209,6 +5209,170 @@
       </w:r>
       <w:r>
         <w:t>.</w:t>
+      </w:r>
+    </w:p>
+    <w:p>
+      <w:pPr>
+        <w:pStyle w:val="linespace"/>
+      </w:pPr>
+    </w:p>
+    <w:p>
+      <w:pPr>
+        <w:pStyle w:val="linespace"/>
+      </w:pPr>
+    </w:p>
+    <w:p>
+      <w:pPr>
+        <w:pStyle w:val="linespace"/>
+      </w:pPr>
+    </w:p>
+    <w:p>
+      <w:pPr>
+        <w:pStyle w:val="SigBlock"/>
+      </w:pPr>
+      <w:r>
+        <w:tab/>
+      </w:r>
+      <w:r>
+        <w:rPr>
+          <w:rStyle w:val="SigSignee"/>
+        </w:rPr>
+        <w:t xml:space="preserve">IVAN </w:t>
+      </w:r>
+      <w:proofErr w:type="spellStart"/>
+      <w:r>
+        <w:rPr>
+          <w:rStyle w:val="SigSignee"/>
+        </w:rPr>
+        <w:t>McKEE</w:t>
+      </w:r>
+      <w:proofErr w:type="spellEnd"/>
+    </w:p>
+    <w:p>
+      <w:pPr>
+        <w:pStyle w:val="SigBlock"/>
+      </w:pPr>
+      <w:r>
+        <w:rPr>
+          <w:rStyle w:val="Sigtitle"/>
+        </w:rPr>
+        <w:tab/>
+        <w:t>Authorised to sign by the Scottish Ministers</w:t>
+      </w:r>
+    </w:p>
+    <w:p>
+      <w:pPr>
+        <w:pStyle w:val="SigBlock"/>
+        <w:rPr>
+          <w:rStyle w:val="Sigtitle"/>
+        </w:rPr>
+      </w:pPr>
+      <w:r>
+        <w:rPr>
+          <w:rStyle w:val="SigAdd"/>
+        </w:rPr>
+        <w:t>St Andrew’s House,</w:t>
+      </w:r>
+    </w:p>
+    <w:p>
+      <w:pPr>
+        <w:pStyle w:val="SigBlock"/>
+      </w:pPr>
+      <w:r>
+        <w:rPr>
+          <w:rStyle w:val="SigAdd"/>
+        </w:rPr>
+        <w:t>Edinburgh</w:t>
+      </w:r>
+    </w:p>
+    <w:p>
+      <w:pPr>
+        <w:pStyle w:val="SigBlock"/>
+      </w:pPr>
+      <w:r>
+        <w:rPr>
+          <w:rStyle w:val="SigDate"/>
+        </w:rPr>
+        <w:t>1st October 2024</w:t>
+      </w:r>
+    </w:p>
+    <w:p>
+      <w:pPr>
+        <w:pStyle w:val="linespace"/>
+      </w:pPr>
+    </w:p>
+    <w:p>
+      <w:pPr>
+        <w:pStyle w:val="SigBlock"/>
+      </w:pPr>
+      <w:r>
+        <w:rPr>
+          <w:rStyle w:val="Sigsignatory"/>
+        </w:rPr>
+        <w:t>We consent</w:t>
+      </w:r>
+    </w:p>
+    <w:p>
+      <w:pPr>
+        <w:pStyle w:val="linespace"/>
+      </w:pPr>
+    </w:p>
+    <w:p>
+      <w:pPr>
+        <w:pStyle w:val="SigBlock"/>
+        <w:rPr>
+          <w:rStyle w:val="SigSignee"/>
+        </w:rPr>
+      </w:pPr>
+      <w:r>
+        <w:tab/>
+      </w:r>
+      <w:r>
+        <w:rPr>
+          <w:rStyle w:val="SigSignee"/>
+        </w:rPr>
+        <w:t>JEFF SMITH</w:t>
+      </w:r>
+    </w:p>
+    <w:p>
+      <w:pPr>
+        <w:pStyle w:val="SigBlock"/>
+      </w:pPr>
+      <w:r>
+        <w:tab/>
+      </w:r>
+      <w:r>
+        <w:rPr>
+          <w:rStyle w:val="SigSignee"/>
+        </w:rPr>
+        <w:t>ANNA TURLEY</w:t>
+      </w:r>
+    </w:p>
+    <w:p>
+      <w:pPr>
+        <w:pStyle w:val="SigBlock"/>
+        <w:rPr>
+          <w:rStyle w:val="Sigtitle"/>
+        </w:rPr>
+      </w:pPr>
+      <w:r>
+        <w:rPr>
+          <w:rStyle w:val="Sigtitle"/>
+        </w:rPr>
+        <w:tab/>
+        <w:t>Two of the Lords Commissioners of His Majesty’s Treasury</w:t>
+      </w:r>
+    </w:p>
+    <w:p>
+      <w:pPr>
+        <w:pStyle w:val="LQN2"/>
+        <w:ind w:left="0" w:firstLine="0"/>
+      </w:pPr>
+      <w:r>
+        <w:rPr>
+          <w:rStyle w:val="SigDate"/>
+        </w:rPr>
+        <w:t>1st October 2024</w:t>
       </w:r>
     </w:p>
     <w:sectPr>
